--- a/output/SMT/DeepSeek-V3/DS V3_SMT_no feedback_Result summary_v1.docx
+++ b/output/SMT/DeepSeek-V3/DS V3_SMT_no feedback_Result summary_v1.docx
@@ -1138,7 +1138,13 @@
     </w:p>
     <w:p>
       <w:r>
-        <w:t>Logical errors related to constraint translation and AND/OR in 2 examples</w:t>
+        <w:t xml:space="preserve">Logical errors related to constraint translation and AND/OR in </w:t>
+      </w:r>
+      <w:r>
+        <w:t>3</w:t>
+      </w:r>
+      <w:r>
+        <w:t xml:space="preserve"> examples</w:t>
       </w:r>
     </w:p>
     <w:p>
@@ -1212,6 +1218,16 @@
       </w:r>
     </w:p>
     <w:p>
+      <w:r>
+        <w:t>Typing error happened in 2 examples.</w:t>
+      </w:r>
+    </w:p>
+    <w:p>
+      <w:r>
+        <w:t>Wrong attribute use happened in 2 examples.</w:t>
+      </w:r>
+    </w:p>
+    <w:p>
       <w:pPr>
         <w:spacing w:after="0" w:line="240" w:lineRule="auto"/>
         <w:rPr>
@@ -1272,6 +1288,7 @@
     </w:p>
     <w:p>
       <w:r>
+        <w:lastRenderedPageBreak/>
         <w:t>Common error, specific line number not included in feedback so could take more than 1 round to identify the issue. Pass 1,2 and 3 code the same.</w:t>
       </w:r>
       <w:r>
@@ -1290,7 +1307,6 @@
         </w:rPr>
       </w:pPr>
       <w:r>
-        <w:lastRenderedPageBreak/>
         <w:t>Ex 938:</w:t>
       </w:r>
       <w:r>
@@ -1550,6 +1566,1096 @@
       </w:r>
     </w:p>
     <w:p/>
+    <w:p>
+      <w:pPr>
+        <w:rPr>
+          <w:rFonts w:ascii="Arial" w:hAnsi="Arial" w:cs="Arial"/>
+          <w:b/>
+          <w:bCs/>
+          <w:sz w:val="20"/>
+          <w:szCs w:val="20"/>
+        </w:rPr>
+      </w:pPr>
+      <w:r>
+        <w:rPr>
+          <w:rFonts w:ascii="Arial" w:hAnsi="Arial" w:cs="Arial"/>
+          <w:b/>
+          <w:bCs/>
+          <w:sz w:val="20"/>
+          <w:szCs w:val="20"/>
+        </w:rPr>
+        <w:t>meeting</w:t>
+      </w:r>
+      <w:r>
+        <w:rPr>
+          <w:rFonts w:ascii="Arial" w:hAnsi="Arial" w:cs="Arial"/>
+          <w:b/>
+          <w:bCs/>
+          <w:sz w:val="20"/>
+          <w:szCs w:val="20"/>
+        </w:rPr>
+        <w:t>_SMT_DeepSeek-</w:t>
+      </w:r>
+      <w:r>
+        <w:rPr>
+          <w:rFonts w:ascii="Arial" w:hAnsi="Arial" w:cs="Arial"/>
+          <w:b/>
+          <w:bCs/>
+          <w:sz w:val="20"/>
+          <w:szCs w:val="20"/>
+        </w:rPr>
+        <w:t>V3 (</w:t>
+      </w:r>
+      <w:r>
+        <w:rPr>
+          <w:rFonts w:ascii="Arial" w:hAnsi="Arial" w:cs="Arial"/>
+          <w:b/>
+          <w:bCs/>
+          <w:sz w:val="20"/>
+          <w:szCs w:val="20"/>
+        </w:rPr>
+        <w:t>47</w:t>
+      </w:r>
+      <w:r>
+        <w:rPr>
+          <w:rFonts w:ascii="Arial" w:hAnsi="Arial" w:cs="Arial"/>
+          <w:b/>
+          <w:bCs/>
+          <w:sz w:val="20"/>
+          <w:szCs w:val="20"/>
+        </w:rPr>
+        <w:t>% correct within 5 iterations of evaluation)</w:t>
+      </w:r>
+    </w:p>
+    <w:tbl>
+      <w:tblPr>
+        <w:tblW w:w="4622" w:type="dxa"/>
+        <w:tblLook w:val="04A0" w:firstRow="1" w:lastRow="0" w:firstColumn="1" w:lastColumn="0" w:noHBand="0" w:noVBand="1"/>
+      </w:tblPr>
+      <w:tblGrid>
+        <w:gridCol w:w="2282"/>
+        <w:gridCol w:w="2340"/>
+      </w:tblGrid>
+      <w:tr>
+        <w:trPr>
+          <w:trHeight w:val="300"/>
+        </w:trPr>
+        <w:tc>
+          <w:tcPr>
+            <w:tcW w:w="2282" w:type="dxa"/>
+            <w:tcBorders>
+              <w:top w:val="nil"/>
+              <w:left w:val="nil"/>
+              <w:bottom w:val="single" w:sz="4" w:space="0" w:color="95B3D7"/>
+              <w:right w:val="nil"/>
+            </w:tcBorders>
+            <w:shd w:val="clear" w:color="DCE6F1" w:fill="DCE6F1"/>
+            <w:noWrap/>
+            <w:vAlign w:val="bottom"/>
+            <w:hideMark/>
+          </w:tcPr>
+          <w:p>
+            <w:pPr>
+              <w:spacing w:after="0" w:line="240" w:lineRule="auto"/>
+              <w:rPr>
+                <w:rFonts w:ascii="Calibri" w:eastAsia="Times New Roman" w:hAnsi="Calibri" w:cs="Calibri"/>
+                <w:b/>
+                <w:bCs/>
+                <w:color w:val="000000"/>
+                <w:kern w:val="0"/>
+                <w:sz w:val="22"/>
+                <w:szCs w:val="22"/>
+                <w14:ligatures w14:val="none"/>
+              </w:rPr>
+            </w:pPr>
+            <w:r>
+              <w:rPr>
+                <w:rFonts w:ascii="Arial" w:hAnsi="Arial" w:cs="Arial"/>
+                <w:b/>
+                <w:bCs/>
+                <w:color w:val="000000"/>
+                <w:sz w:val="20"/>
+                <w:szCs w:val="20"/>
+              </w:rPr>
+              <w:t>Number of Iterations</w:t>
+            </w:r>
+          </w:p>
+        </w:tc>
+        <w:tc>
+          <w:tcPr>
+            <w:tcW w:w="2340" w:type="dxa"/>
+            <w:tcBorders>
+              <w:top w:val="nil"/>
+              <w:left w:val="nil"/>
+              <w:bottom w:val="single" w:sz="4" w:space="0" w:color="95B3D7"/>
+              <w:right w:val="nil"/>
+            </w:tcBorders>
+            <w:shd w:val="clear" w:color="DCE6F1" w:fill="DCE6F1"/>
+            <w:noWrap/>
+            <w:vAlign w:val="bottom"/>
+            <w:hideMark/>
+          </w:tcPr>
+          <w:p>
+            <w:pPr>
+              <w:spacing w:after="0" w:line="240" w:lineRule="auto"/>
+              <w:rPr>
+                <w:rFonts w:ascii="Calibri" w:eastAsia="Times New Roman" w:hAnsi="Calibri" w:cs="Calibri"/>
+                <w:b/>
+                <w:bCs/>
+                <w:color w:val="000000"/>
+                <w:kern w:val="0"/>
+                <w:sz w:val="22"/>
+                <w:szCs w:val="22"/>
+                <w14:ligatures w14:val="none"/>
+              </w:rPr>
+            </w:pPr>
+            <w:r>
+              <w:rPr>
+                <w:rFonts w:ascii="Arial" w:hAnsi="Arial" w:cs="Arial"/>
+                <w:b/>
+                <w:bCs/>
+                <w:color w:val="000000"/>
+                <w:sz w:val="20"/>
+                <w:szCs w:val="20"/>
+              </w:rPr>
+              <w:t xml:space="preserve">Count </w:t>
+            </w:r>
+          </w:p>
+        </w:tc>
+      </w:tr>
+      <w:tr>
+        <w:trPr>
+          <w:trHeight w:val="300"/>
+        </w:trPr>
+        <w:tc>
+          <w:tcPr>
+            <w:tcW w:w="2282" w:type="dxa"/>
+            <w:tcBorders>
+              <w:top w:val="nil"/>
+              <w:left w:val="nil"/>
+              <w:bottom w:val="nil"/>
+              <w:right w:val="nil"/>
+            </w:tcBorders>
+            <w:shd w:val="clear" w:color="auto" w:fill="auto"/>
+            <w:noWrap/>
+            <w:vAlign w:val="bottom"/>
+            <w:hideMark/>
+          </w:tcPr>
+          <w:p>
+            <w:pPr>
+              <w:spacing w:after="0" w:line="240" w:lineRule="auto"/>
+              <w:rPr>
+                <w:rFonts w:ascii="Calibri" w:eastAsia="Times New Roman" w:hAnsi="Calibri" w:cs="Calibri"/>
+                <w:color w:val="000000"/>
+                <w:kern w:val="0"/>
+                <w:sz w:val="22"/>
+                <w:szCs w:val="22"/>
+                <w14:ligatures w14:val="none"/>
+              </w:rPr>
+            </w:pPr>
+            <w:r>
+              <w:rPr>
+                <w:rFonts w:ascii="Calibri" w:eastAsia="Times New Roman" w:hAnsi="Calibri" w:cs="Calibri"/>
+                <w:color w:val="000000"/>
+                <w:kern w:val="0"/>
+                <w:sz w:val="22"/>
+                <w:szCs w:val="22"/>
+                <w14:ligatures w14:val="none"/>
+              </w:rPr>
+              <w:t>1</w:t>
+            </w:r>
+          </w:p>
+        </w:tc>
+        <w:tc>
+          <w:tcPr>
+            <w:tcW w:w="2340" w:type="dxa"/>
+            <w:tcBorders>
+              <w:top w:val="nil"/>
+              <w:left w:val="nil"/>
+              <w:bottom w:val="nil"/>
+              <w:right w:val="nil"/>
+            </w:tcBorders>
+            <w:shd w:val="clear" w:color="auto" w:fill="auto"/>
+            <w:noWrap/>
+            <w:vAlign w:val="bottom"/>
+            <w:hideMark/>
+          </w:tcPr>
+          <w:p>
+            <w:pPr>
+              <w:spacing w:after="0" w:line="240" w:lineRule="auto"/>
+              <w:jc w:val="right"/>
+              <w:rPr>
+                <w:rFonts w:ascii="Calibri" w:eastAsia="Times New Roman" w:hAnsi="Calibri" w:cs="Calibri"/>
+                <w:color w:val="000000"/>
+                <w:kern w:val="0"/>
+                <w:sz w:val="22"/>
+                <w:szCs w:val="22"/>
+                <w14:ligatures w14:val="none"/>
+              </w:rPr>
+            </w:pPr>
+            <w:r>
+              <w:rPr>
+                <w:rFonts w:ascii="Calibri" w:eastAsia="Times New Roman" w:hAnsi="Calibri" w:cs="Calibri"/>
+                <w:color w:val="000000"/>
+                <w:kern w:val="0"/>
+                <w:sz w:val="22"/>
+                <w:szCs w:val="22"/>
+                <w14:ligatures w14:val="none"/>
+              </w:rPr>
+              <w:t>35</w:t>
+            </w:r>
+          </w:p>
+        </w:tc>
+      </w:tr>
+      <w:tr>
+        <w:trPr>
+          <w:trHeight w:val="300"/>
+        </w:trPr>
+        <w:tc>
+          <w:tcPr>
+            <w:tcW w:w="2282" w:type="dxa"/>
+            <w:tcBorders>
+              <w:top w:val="nil"/>
+              <w:left w:val="nil"/>
+              <w:bottom w:val="nil"/>
+              <w:right w:val="nil"/>
+            </w:tcBorders>
+            <w:shd w:val="clear" w:color="auto" w:fill="auto"/>
+            <w:noWrap/>
+            <w:vAlign w:val="bottom"/>
+            <w:hideMark/>
+          </w:tcPr>
+          <w:p>
+            <w:pPr>
+              <w:spacing w:after="0" w:line="240" w:lineRule="auto"/>
+              <w:rPr>
+                <w:rFonts w:ascii="Calibri" w:eastAsia="Times New Roman" w:hAnsi="Calibri" w:cs="Calibri"/>
+                <w:color w:val="000000"/>
+                <w:kern w:val="0"/>
+                <w:sz w:val="22"/>
+                <w:szCs w:val="22"/>
+                <w14:ligatures w14:val="none"/>
+              </w:rPr>
+            </w:pPr>
+            <w:r>
+              <w:rPr>
+                <w:rFonts w:ascii="Calibri" w:eastAsia="Times New Roman" w:hAnsi="Calibri" w:cs="Calibri"/>
+                <w:color w:val="000000"/>
+                <w:kern w:val="0"/>
+                <w:sz w:val="22"/>
+                <w:szCs w:val="22"/>
+                <w14:ligatures w14:val="none"/>
+              </w:rPr>
+              <w:t>2</w:t>
+            </w:r>
+          </w:p>
+        </w:tc>
+        <w:tc>
+          <w:tcPr>
+            <w:tcW w:w="2340" w:type="dxa"/>
+            <w:tcBorders>
+              <w:top w:val="nil"/>
+              <w:left w:val="nil"/>
+              <w:bottom w:val="nil"/>
+              <w:right w:val="nil"/>
+            </w:tcBorders>
+            <w:shd w:val="clear" w:color="auto" w:fill="auto"/>
+            <w:noWrap/>
+            <w:vAlign w:val="bottom"/>
+            <w:hideMark/>
+          </w:tcPr>
+          <w:p>
+            <w:pPr>
+              <w:spacing w:after="0" w:line="240" w:lineRule="auto"/>
+              <w:jc w:val="right"/>
+              <w:rPr>
+                <w:rFonts w:ascii="Calibri" w:eastAsia="Times New Roman" w:hAnsi="Calibri" w:cs="Calibri"/>
+                <w:color w:val="000000"/>
+                <w:kern w:val="0"/>
+                <w:sz w:val="22"/>
+                <w:szCs w:val="22"/>
+                <w14:ligatures w14:val="none"/>
+              </w:rPr>
+            </w:pPr>
+            <w:r>
+              <w:rPr>
+                <w:rFonts w:ascii="Calibri" w:eastAsia="Times New Roman" w:hAnsi="Calibri" w:cs="Calibri"/>
+                <w:color w:val="000000"/>
+                <w:kern w:val="0"/>
+                <w:sz w:val="22"/>
+                <w:szCs w:val="22"/>
+                <w14:ligatures w14:val="none"/>
+              </w:rPr>
+              <w:t>8</w:t>
+            </w:r>
+          </w:p>
+        </w:tc>
+      </w:tr>
+      <w:tr>
+        <w:trPr>
+          <w:trHeight w:val="300"/>
+        </w:trPr>
+        <w:tc>
+          <w:tcPr>
+            <w:tcW w:w="2282" w:type="dxa"/>
+            <w:tcBorders>
+              <w:top w:val="nil"/>
+              <w:left w:val="nil"/>
+              <w:bottom w:val="nil"/>
+              <w:right w:val="nil"/>
+            </w:tcBorders>
+            <w:shd w:val="clear" w:color="auto" w:fill="auto"/>
+            <w:noWrap/>
+            <w:vAlign w:val="bottom"/>
+            <w:hideMark/>
+          </w:tcPr>
+          <w:p>
+            <w:pPr>
+              <w:spacing w:after="0" w:line="240" w:lineRule="auto"/>
+              <w:rPr>
+                <w:rFonts w:ascii="Calibri" w:eastAsia="Times New Roman" w:hAnsi="Calibri" w:cs="Calibri"/>
+                <w:color w:val="000000"/>
+                <w:kern w:val="0"/>
+                <w:sz w:val="22"/>
+                <w:szCs w:val="22"/>
+                <w14:ligatures w14:val="none"/>
+              </w:rPr>
+            </w:pPr>
+            <w:r>
+              <w:rPr>
+                <w:rFonts w:ascii="Calibri" w:eastAsia="Times New Roman" w:hAnsi="Calibri" w:cs="Calibri"/>
+                <w:color w:val="000000"/>
+                <w:kern w:val="0"/>
+                <w:sz w:val="22"/>
+                <w:szCs w:val="22"/>
+                <w14:ligatures w14:val="none"/>
+              </w:rPr>
+              <w:t>4</w:t>
+            </w:r>
+          </w:p>
+        </w:tc>
+        <w:tc>
+          <w:tcPr>
+            <w:tcW w:w="2340" w:type="dxa"/>
+            <w:tcBorders>
+              <w:top w:val="nil"/>
+              <w:left w:val="nil"/>
+              <w:bottom w:val="nil"/>
+              <w:right w:val="nil"/>
+            </w:tcBorders>
+            <w:shd w:val="clear" w:color="auto" w:fill="auto"/>
+            <w:noWrap/>
+            <w:vAlign w:val="bottom"/>
+            <w:hideMark/>
+          </w:tcPr>
+          <w:p>
+            <w:pPr>
+              <w:spacing w:after="0" w:line="240" w:lineRule="auto"/>
+              <w:jc w:val="right"/>
+              <w:rPr>
+                <w:rFonts w:ascii="Calibri" w:eastAsia="Times New Roman" w:hAnsi="Calibri" w:cs="Calibri"/>
+                <w:color w:val="000000"/>
+                <w:kern w:val="0"/>
+                <w:sz w:val="22"/>
+                <w:szCs w:val="22"/>
+                <w14:ligatures w14:val="none"/>
+              </w:rPr>
+            </w:pPr>
+            <w:r>
+              <w:rPr>
+                <w:rFonts w:ascii="Calibri" w:eastAsia="Times New Roman" w:hAnsi="Calibri" w:cs="Calibri"/>
+                <w:color w:val="000000"/>
+                <w:kern w:val="0"/>
+                <w:sz w:val="22"/>
+                <w:szCs w:val="22"/>
+                <w14:ligatures w14:val="none"/>
+              </w:rPr>
+              <w:t>2</w:t>
+            </w:r>
+          </w:p>
+        </w:tc>
+      </w:tr>
+      <w:tr>
+        <w:trPr>
+          <w:trHeight w:val="300"/>
+        </w:trPr>
+        <w:tc>
+          <w:tcPr>
+            <w:tcW w:w="2282" w:type="dxa"/>
+            <w:tcBorders>
+              <w:top w:val="nil"/>
+              <w:left w:val="nil"/>
+              <w:bottom w:val="nil"/>
+              <w:right w:val="nil"/>
+            </w:tcBorders>
+            <w:shd w:val="clear" w:color="auto" w:fill="auto"/>
+            <w:noWrap/>
+            <w:vAlign w:val="bottom"/>
+            <w:hideMark/>
+          </w:tcPr>
+          <w:p>
+            <w:pPr>
+              <w:spacing w:after="0" w:line="240" w:lineRule="auto"/>
+              <w:rPr>
+                <w:rFonts w:ascii="Calibri" w:eastAsia="Times New Roman" w:hAnsi="Calibri" w:cs="Calibri"/>
+                <w:color w:val="000000"/>
+                <w:kern w:val="0"/>
+                <w:sz w:val="22"/>
+                <w:szCs w:val="22"/>
+                <w14:ligatures w14:val="none"/>
+              </w:rPr>
+            </w:pPr>
+            <w:r>
+              <w:rPr>
+                <w:rFonts w:ascii="Calibri" w:eastAsia="Times New Roman" w:hAnsi="Calibri" w:cs="Calibri"/>
+                <w:color w:val="000000"/>
+                <w:kern w:val="0"/>
+                <w:sz w:val="22"/>
+                <w:szCs w:val="22"/>
+                <w14:ligatures w14:val="none"/>
+              </w:rPr>
+              <w:t>5</w:t>
+            </w:r>
+          </w:p>
+        </w:tc>
+        <w:tc>
+          <w:tcPr>
+            <w:tcW w:w="2340" w:type="dxa"/>
+            <w:tcBorders>
+              <w:top w:val="nil"/>
+              <w:left w:val="nil"/>
+              <w:bottom w:val="nil"/>
+              <w:right w:val="nil"/>
+            </w:tcBorders>
+            <w:shd w:val="clear" w:color="auto" w:fill="auto"/>
+            <w:noWrap/>
+            <w:vAlign w:val="bottom"/>
+            <w:hideMark/>
+          </w:tcPr>
+          <w:p>
+            <w:pPr>
+              <w:spacing w:after="0" w:line="240" w:lineRule="auto"/>
+              <w:jc w:val="right"/>
+              <w:rPr>
+                <w:rFonts w:ascii="Calibri" w:eastAsia="Times New Roman" w:hAnsi="Calibri" w:cs="Calibri"/>
+                <w:color w:val="000000"/>
+                <w:kern w:val="0"/>
+                <w:sz w:val="22"/>
+                <w:szCs w:val="22"/>
+                <w14:ligatures w14:val="none"/>
+              </w:rPr>
+            </w:pPr>
+            <w:r>
+              <w:rPr>
+                <w:rFonts w:ascii="Calibri" w:eastAsia="Times New Roman" w:hAnsi="Calibri" w:cs="Calibri"/>
+                <w:color w:val="000000"/>
+                <w:kern w:val="0"/>
+                <w:sz w:val="22"/>
+                <w:szCs w:val="22"/>
+                <w14:ligatures w14:val="none"/>
+              </w:rPr>
+              <w:t>55</w:t>
+            </w:r>
+          </w:p>
+        </w:tc>
+      </w:tr>
+      <w:tr>
+        <w:trPr>
+          <w:trHeight w:val="300"/>
+        </w:trPr>
+        <w:tc>
+          <w:tcPr>
+            <w:tcW w:w="2282" w:type="dxa"/>
+            <w:tcBorders>
+              <w:top w:val="single" w:sz="4" w:space="0" w:color="95B3D7"/>
+              <w:left w:val="nil"/>
+              <w:bottom w:val="nil"/>
+              <w:right w:val="nil"/>
+            </w:tcBorders>
+            <w:shd w:val="clear" w:color="DCE6F1" w:fill="DCE6F1"/>
+            <w:noWrap/>
+            <w:vAlign w:val="bottom"/>
+            <w:hideMark/>
+          </w:tcPr>
+          <w:p>
+            <w:pPr>
+              <w:spacing w:after="0" w:line="240" w:lineRule="auto"/>
+              <w:rPr>
+                <w:rFonts w:ascii="Calibri" w:eastAsia="Times New Roman" w:hAnsi="Calibri" w:cs="Calibri"/>
+                <w:b/>
+                <w:bCs/>
+                <w:color w:val="000000"/>
+                <w:kern w:val="0"/>
+                <w:sz w:val="22"/>
+                <w:szCs w:val="22"/>
+                <w14:ligatures w14:val="none"/>
+              </w:rPr>
+            </w:pPr>
+            <w:r>
+              <w:rPr>
+                <w:rFonts w:ascii="Calibri" w:eastAsia="Times New Roman" w:hAnsi="Calibri" w:cs="Calibri"/>
+                <w:b/>
+                <w:bCs/>
+                <w:color w:val="000000"/>
+                <w:kern w:val="0"/>
+                <w:sz w:val="22"/>
+                <w:szCs w:val="22"/>
+                <w14:ligatures w14:val="none"/>
+              </w:rPr>
+              <w:t>Grand Total</w:t>
+            </w:r>
+          </w:p>
+        </w:tc>
+        <w:tc>
+          <w:tcPr>
+            <w:tcW w:w="2340" w:type="dxa"/>
+            <w:tcBorders>
+              <w:top w:val="single" w:sz="4" w:space="0" w:color="95B3D7"/>
+              <w:left w:val="nil"/>
+              <w:bottom w:val="nil"/>
+              <w:right w:val="nil"/>
+            </w:tcBorders>
+            <w:shd w:val="clear" w:color="DCE6F1" w:fill="DCE6F1"/>
+            <w:noWrap/>
+            <w:vAlign w:val="bottom"/>
+            <w:hideMark/>
+          </w:tcPr>
+          <w:p>
+            <w:pPr>
+              <w:spacing w:after="0" w:line="240" w:lineRule="auto"/>
+              <w:jc w:val="right"/>
+              <w:rPr>
+                <w:rFonts w:ascii="Calibri" w:eastAsia="Times New Roman" w:hAnsi="Calibri" w:cs="Calibri"/>
+                <w:b/>
+                <w:bCs/>
+                <w:color w:val="000000"/>
+                <w:kern w:val="0"/>
+                <w:sz w:val="22"/>
+                <w:szCs w:val="22"/>
+                <w14:ligatures w14:val="none"/>
+              </w:rPr>
+            </w:pPr>
+            <w:r>
+              <w:rPr>
+                <w:rFonts w:ascii="Calibri" w:eastAsia="Times New Roman" w:hAnsi="Calibri" w:cs="Calibri"/>
+                <w:b/>
+                <w:bCs/>
+                <w:color w:val="000000"/>
+                <w:kern w:val="0"/>
+                <w:sz w:val="22"/>
+                <w:szCs w:val="22"/>
+                <w14:ligatures w14:val="none"/>
+              </w:rPr>
+              <w:t>100</w:t>
+            </w:r>
+          </w:p>
+        </w:tc>
+      </w:tr>
+    </w:tbl>
+    <w:p/>
+    <w:p/>
+    <w:p>
+      <w:pPr>
+        <w:rPr>
+          <w:rFonts w:ascii="Arial" w:hAnsi="Arial" w:cs="Arial"/>
+          <w:b/>
+          <w:bCs/>
+          <w:sz w:val="20"/>
+          <w:szCs w:val="20"/>
+        </w:rPr>
+      </w:pPr>
+      <w:r>
+        <w:rPr>
+          <w:rFonts w:ascii="Arial" w:hAnsi="Arial" w:cs="Arial"/>
+          <w:b/>
+          <w:bCs/>
+          <w:sz w:val="20"/>
+          <w:szCs w:val="20"/>
+        </w:rPr>
+        <w:t>trip</w:t>
+      </w:r>
+      <w:r>
+        <w:rPr>
+          <w:rFonts w:ascii="Arial" w:hAnsi="Arial" w:cs="Arial"/>
+          <w:b/>
+          <w:bCs/>
+          <w:sz w:val="20"/>
+          <w:szCs w:val="20"/>
+        </w:rPr>
+        <w:t>_SMT_DeepSeek-</w:t>
+      </w:r>
+      <w:r>
+        <w:rPr>
+          <w:rFonts w:ascii="Arial" w:hAnsi="Arial" w:cs="Arial"/>
+          <w:b/>
+          <w:bCs/>
+          <w:sz w:val="20"/>
+          <w:szCs w:val="20"/>
+        </w:rPr>
+        <w:t>V3 (</w:t>
+      </w:r>
+      <w:r>
+        <w:rPr>
+          <w:rFonts w:ascii="Arial" w:hAnsi="Arial" w:cs="Arial"/>
+          <w:b/>
+          <w:bCs/>
+          <w:sz w:val="20"/>
+          <w:szCs w:val="20"/>
+        </w:rPr>
+        <w:t>3</w:t>
+      </w:r>
+      <w:r>
+        <w:rPr>
+          <w:rFonts w:ascii="Arial" w:hAnsi="Arial" w:cs="Arial"/>
+          <w:b/>
+          <w:bCs/>
+          <w:sz w:val="20"/>
+          <w:szCs w:val="20"/>
+        </w:rPr>
+        <w:t>% correct within 5 iterations of evaluation)</w:t>
+      </w:r>
+    </w:p>
+    <w:tbl>
+      <w:tblPr>
+        <w:tblW w:w="3800" w:type="dxa"/>
+        <w:tblLook w:val="04A0" w:firstRow="1" w:lastRow="0" w:firstColumn="1" w:lastColumn="0" w:noHBand="0" w:noVBand="1"/>
+      </w:tblPr>
+      <w:tblGrid>
+        <w:gridCol w:w="1460"/>
+        <w:gridCol w:w="2340"/>
+      </w:tblGrid>
+      <w:tr>
+        <w:trPr>
+          <w:trHeight w:val="300"/>
+        </w:trPr>
+        <w:tc>
+          <w:tcPr>
+            <w:tcW w:w="1460" w:type="dxa"/>
+            <w:tcBorders>
+              <w:top w:val="nil"/>
+              <w:left w:val="nil"/>
+              <w:bottom w:val="single" w:sz="4" w:space="0" w:color="95B3D7"/>
+              <w:right w:val="nil"/>
+            </w:tcBorders>
+            <w:shd w:val="clear" w:color="DCE6F1" w:fill="DCE6F1"/>
+            <w:noWrap/>
+            <w:vAlign w:val="bottom"/>
+            <w:hideMark/>
+          </w:tcPr>
+          <w:p>
+            <w:pPr>
+              <w:spacing w:after="0" w:line="240" w:lineRule="auto"/>
+              <w:rPr>
+                <w:rFonts w:ascii="Calibri" w:eastAsia="Times New Roman" w:hAnsi="Calibri" w:cs="Calibri"/>
+                <w:b/>
+                <w:bCs/>
+                <w:color w:val="000000"/>
+                <w:kern w:val="0"/>
+                <w:sz w:val="22"/>
+                <w:szCs w:val="22"/>
+                <w14:ligatures w14:val="none"/>
+              </w:rPr>
+            </w:pPr>
+            <w:r>
+              <w:rPr>
+                <w:rFonts w:ascii="Arial" w:hAnsi="Arial" w:cs="Arial"/>
+                <w:b/>
+                <w:bCs/>
+                <w:color w:val="000000"/>
+                <w:sz w:val="20"/>
+                <w:szCs w:val="20"/>
+              </w:rPr>
+              <w:t>Number of Iterations</w:t>
+            </w:r>
+          </w:p>
+        </w:tc>
+        <w:tc>
+          <w:tcPr>
+            <w:tcW w:w="2340" w:type="dxa"/>
+            <w:tcBorders>
+              <w:top w:val="nil"/>
+              <w:left w:val="nil"/>
+              <w:bottom w:val="single" w:sz="4" w:space="0" w:color="95B3D7"/>
+              <w:right w:val="nil"/>
+            </w:tcBorders>
+            <w:shd w:val="clear" w:color="DCE6F1" w:fill="DCE6F1"/>
+            <w:noWrap/>
+            <w:vAlign w:val="bottom"/>
+            <w:hideMark/>
+          </w:tcPr>
+          <w:p>
+            <w:pPr>
+              <w:spacing w:after="0" w:line="240" w:lineRule="auto"/>
+              <w:rPr>
+                <w:rFonts w:ascii="Calibri" w:eastAsia="Times New Roman" w:hAnsi="Calibri" w:cs="Calibri"/>
+                <w:b/>
+                <w:bCs/>
+                <w:color w:val="000000"/>
+                <w:kern w:val="0"/>
+                <w:sz w:val="22"/>
+                <w:szCs w:val="22"/>
+                <w14:ligatures w14:val="none"/>
+              </w:rPr>
+            </w:pPr>
+            <w:r>
+              <w:rPr>
+                <w:rFonts w:ascii="Arial" w:hAnsi="Arial" w:cs="Arial"/>
+                <w:b/>
+                <w:bCs/>
+                <w:color w:val="000000"/>
+                <w:sz w:val="20"/>
+                <w:szCs w:val="20"/>
+              </w:rPr>
+              <w:t xml:space="preserve">Count </w:t>
+            </w:r>
+          </w:p>
+        </w:tc>
+      </w:tr>
+      <w:tr>
+        <w:trPr>
+          <w:trHeight w:val="300"/>
+        </w:trPr>
+        <w:tc>
+          <w:tcPr>
+            <w:tcW w:w="1460" w:type="dxa"/>
+            <w:tcBorders>
+              <w:top w:val="nil"/>
+              <w:left w:val="nil"/>
+              <w:bottom w:val="nil"/>
+              <w:right w:val="nil"/>
+            </w:tcBorders>
+            <w:shd w:val="clear" w:color="auto" w:fill="auto"/>
+            <w:noWrap/>
+            <w:vAlign w:val="bottom"/>
+            <w:hideMark/>
+          </w:tcPr>
+          <w:p>
+            <w:pPr>
+              <w:spacing w:after="0" w:line="240" w:lineRule="auto"/>
+              <w:rPr>
+                <w:rFonts w:ascii="Calibri" w:eastAsia="Times New Roman" w:hAnsi="Calibri" w:cs="Calibri"/>
+                <w:color w:val="000000"/>
+                <w:kern w:val="0"/>
+                <w:sz w:val="22"/>
+                <w:szCs w:val="22"/>
+                <w14:ligatures w14:val="none"/>
+              </w:rPr>
+            </w:pPr>
+            <w:r>
+              <w:rPr>
+                <w:rFonts w:ascii="Calibri" w:eastAsia="Times New Roman" w:hAnsi="Calibri" w:cs="Calibri"/>
+                <w:color w:val="000000"/>
+                <w:kern w:val="0"/>
+                <w:sz w:val="22"/>
+                <w:szCs w:val="22"/>
+                <w14:ligatures w14:val="none"/>
+              </w:rPr>
+              <w:t>1</w:t>
+            </w:r>
+          </w:p>
+        </w:tc>
+        <w:tc>
+          <w:tcPr>
+            <w:tcW w:w="2340" w:type="dxa"/>
+            <w:tcBorders>
+              <w:top w:val="nil"/>
+              <w:left w:val="nil"/>
+              <w:bottom w:val="nil"/>
+              <w:right w:val="nil"/>
+            </w:tcBorders>
+            <w:shd w:val="clear" w:color="auto" w:fill="auto"/>
+            <w:noWrap/>
+            <w:vAlign w:val="bottom"/>
+            <w:hideMark/>
+          </w:tcPr>
+          <w:p>
+            <w:pPr>
+              <w:spacing w:after="0" w:line="240" w:lineRule="auto"/>
+              <w:jc w:val="right"/>
+              <w:rPr>
+                <w:rFonts w:ascii="Calibri" w:eastAsia="Times New Roman" w:hAnsi="Calibri" w:cs="Calibri"/>
+                <w:color w:val="000000"/>
+                <w:kern w:val="0"/>
+                <w:sz w:val="22"/>
+                <w:szCs w:val="22"/>
+                <w14:ligatures w14:val="none"/>
+              </w:rPr>
+            </w:pPr>
+            <w:r>
+              <w:rPr>
+                <w:rFonts w:ascii="Calibri" w:eastAsia="Times New Roman" w:hAnsi="Calibri" w:cs="Calibri"/>
+                <w:color w:val="000000"/>
+                <w:kern w:val="0"/>
+                <w:sz w:val="22"/>
+                <w:szCs w:val="22"/>
+                <w14:ligatures w14:val="none"/>
+              </w:rPr>
+              <w:t>2</w:t>
+            </w:r>
+          </w:p>
+        </w:tc>
+      </w:tr>
+      <w:tr>
+        <w:trPr>
+          <w:trHeight w:val="300"/>
+        </w:trPr>
+        <w:tc>
+          <w:tcPr>
+            <w:tcW w:w="1460" w:type="dxa"/>
+            <w:tcBorders>
+              <w:top w:val="nil"/>
+              <w:left w:val="nil"/>
+              <w:bottom w:val="nil"/>
+              <w:right w:val="nil"/>
+            </w:tcBorders>
+            <w:shd w:val="clear" w:color="auto" w:fill="auto"/>
+            <w:noWrap/>
+            <w:vAlign w:val="bottom"/>
+            <w:hideMark/>
+          </w:tcPr>
+          <w:p>
+            <w:pPr>
+              <w:spacing w:after="0" w:line="240" w:lineRule="auto"/>
+              <w:rPr>
+                <w:rFonts w:ascii="Calibri" w:eastAsia="Times New Roman" w:hAnsi="Calibri" w:cs="Calibri"/>
+                <w:color w:val="000000"/>
+                <w:kern w:val="0"/>
+                <w:sz w:val="22"/>
+                <w:szCs w:val="22"/>
+                <w14:ligatures w14:val="none"/>
+              </w:rPr>
+            </w:pPr>
+            <w:r>
+              <w:rPr>
+                <w:rFonts w:ascii="Calibri" w:eastAsia="Times New Roman" w:hAnsi="Calibri" w:cs="Calibri"/>
+                <w:color w:val="000000"/>
+                <w:kern w:val="0"/>
+                <w:sz w:val="22"/>
+                <w:szCs w:val="22"/>
+                <w14:ligatures w14:val="none"/>
+              </w:rPr>
+              <w:t>2</w:t>
+            </w:r>
+          </w:p>
+        </w:tc>
+        <w:tc>
+          <w:tcPr>
+            <w:tcW w:w="2340" w:type="dxa"/>
+            <w:tcBorders>
+              <w:top w:val="nil"/>
+              <w:left w:val="nil"/>
+              <w:bottom w:val="nil"/>
+              <w:right w:val="nil"/>
+            </w:tcBorders>
+            <w:shd w:val="clear" w:color="auto" w:fill="auto"/>
+            <w:noWrap/>
+            <w:vAlign w:val="bottom"/>
+            <w:hideMark/>
+          </w:tcPr>
+          <w:p>
+            <w:pPr>
+              <w:spacing w:after="0" w:line="240" w:lineRule="auto"/>
+              <w:jc w:val="right"/>
+              <w:rPr>
+                <w:rFonts w:ascii="Calibri" w:eastAsia="Times New Roman" w:hAnsi="Calibri" w:cs="Calibri"/>
+                <w:color w:val="000000"/>
+                <w:kern w:val="0"/>
+                <w:sz w:val="22"/>
+                <w:szCs w:val="22"/>
+                <w14:ligatures w14:val="none"/>
+              </w:rPr>
+            </w:pPr>
+            <w:r>
+              <w:rPr>
+                <w:rFonts w:ascii="Calibri" w:eastAsia="Times New Roman" w:hAnsi="Calibri" w:cs="Calibri"/>
+                <w:color w:val="000000"/>
+                <w:kern w:val="0"/>
+                <w:sz w:val="22"/>
+                <w:szCs w:val="22"/>
+                <w14:ligatures w14:val="none"/>
+              </w:rPr>
+              <w:t>1</w:t>
+            </w:r>
+          </w:p>
+        </w:tc>
+      </w:tr>
+      <w:tr>
+        <w:trPr>
+          <w:trHeight w:val="300"/>
+        </w:trPr>
+        <w:tc>
+          <w:tcPr>
+            <w:tcW w:w="1460" w:type="dxa"/>
+            <w:tcBorders>
+              <w:top w:val="nil"/>
+              <w:left w:val="nil"/>
+              <w:bottom w:val="nil"/>
+              <w:right w:val="nil"/>
+            </w:tcBorders>
+            <w:shd w:val="clear" w:color="auto" w:fill="auto"/>
+            <w:noWrap/>
+            <w:vAlign w:val="bottom"/>
+            <w:hideMark/>
+          </w:tcPr>
+          <w:p>
+            <w:pPr>
+              <w:spacing w:after="0" w:line="240" w:lineRule="auto"/>
+              <w:rPr>
+                <w:rFonts w:ascii="Calibri" w:eastAsia="Times New Roman" w:hAnsi="Calibri" w:cs="Calibri"/>
+                <w:color w:val="000000"/>
+                <w:kern w:val="0"/>
+                <w:sz w:val="22"/>
+                <w:szCs w:val="22"/>
+                <w14:ligatures w14:val="none"/>
+              </w:rPr>
+            </w:pPr>
+            <w:r>
+              <w:rPr>
+                <w:rFonts w:ascii="Calibri" w:eastAsia="Times New Roman" w:hAnsi="Calibri" w:cs="Calibri"/>
+                <w:color w:val="000000"/>
+                <w:kern w:val="0"/>
+                <w:sz w:val="22"/>
+                <w:szCs w:val="22"/>
+                <w14:ligatures w14:val="none"/>
+              </w:rPr>
+              <w:t>5</w:t>
+            </w:r>
+          </w:p>
+        </w:tc>
+        <w:tc>
+          <w:tcPr>
+            <w:tcW w:w="2340" w:type="dxa"/>
+            <w:tcBorders>
+              <w:top w:val="nil"/>
+              <w:left w:val="nil"/>
+              <w:bottom w:val="nil"/>
+              <w:right w:val="nil"/>
+            </w:tcBorders>
+            <w:shd w:val="clear" w:color="auto" w:fill="auto"/>
+            <w:noWrap/>
+            <w:vAlign w:val="bottom"/>
+            <w:hideMark/>
+          </w:tcPr>
+          <w:p>
+            <w:pPr>
+              <w:spacing w:after="0" w:line="240" w:lineRule="auto"/>
+              <w:jc w:val="right"/>
+              <w:rPr>
+                <w:rFonts w:ascii="Calibri" w:eastAsia="Times New Roman" w:hAnsi="Calibri" w:cs="Calibri"/>
+                <w:color w:val="000000"/>
+                <w:kern w:val="0"/>
+                <w:sz w:val="22"/>
+                <w:szCs w:val="22"/>
+                <w14:ligatures w14:val="none"/>
+              </w:rPr>
+            </w:pPr>
+            <w:r>
+              <w:rPr>
+                <w:rFonts w:ascii="Calibri" w:eastAsia="Times New Roman" w:hAnsi="Calibri" w:cs="Calibri"/>
+                <w:color w:val="000000"/>
+                <w:kern w:val="0"/>
+                <w:sz w:val="22"/>
+                <w:szCs w:val="22"/>
+                <w14:ligatures w14:val="none"/>
+              </w:rPr>
+              <w:t>97</w:t>
+            </w:r>
+          </w:p>
+        </w:tc>
+      </w:tr>
+      <w:tr>
+        <w:trPr>
+          <w:trHeight w:val="300"/>
+        </w:trPr>
+        <w:tc>
+          <w:tcPr>
+            <w:tcW w:w="1460" w:type="dxa"/>
+            <w:tcBorders>
+              <w:top w:val="single" w:sz="4" w:space="0" w:color="95B3D7"/>
+              <w:left w:val="nil"/>
+              <w:bottom w:val="nil"/>
+              <w:right w:val="nil"/>
+            </w:tcBorders>
+            <w:shd w:val="clear" w:color="DCE6F1" w:fill="DCE6F1"/>
+            <w:noWrap/>
+            <w:vAlign w:val="bottom"/>
+            <w:hideMark/>
+          </w:tcPr>
+          <w:p>
+            <w:pPr>
+              <w:spacing w:after="0" w:line="240" w:lineRule="auto"/>
+              <w:rPr>
+                <w:rFonts w:ascii="Calibri" w:eastAsia="Times New Roman" w:hAnsi="Calibri" w:cs="Calibri"/>
+                <w:b/>
+                <w:bCs/>
+                <w:color w:val="000000"/>
+                <w:kern w:val="0"/>
+                <w:sz w:val="22"/>
+                <w:szCs w:val="22"/>
+                <w14:ligatures w14:val="none"/>
+              </w:rPr>
+            </w:pPr>
+            <w:r>
+              <w:rPr>
+                <w:rFonts w:ascii="Calibri" w:eastAsia="Times New Roman" w:hAnsi="Calibri" w:cs="Calibri"/>
+                <w:b/>
+                <w:bCs/>
+                <w:color w:val="000000"/>
+                <w:kern w:val="0"/>
+                <w:sz w:val="22"/>
+                <w:szCs w:val="22"/>
+                <w14:ligatures w14:val="none"/>
+              </w:rPr>
+              <w:t>Grand Total</w:t>
+            </w:r>
+          </w:p>
+        </w:tc>
+        <w:tc>
+          <w:tcPr>
+            <w:tcW w:w="2340" w:type="dxa"/>
+            <w:tcBorders>
+              <w:top w:val="single" w:sz="4" w:space="0" w:color="95B3D7"/>
+              <w:left w:val="nil"/>
+              <w:bottom w:val="nil"/>
+              <w:right w:val="nil"/>
+            </w:tcBorders>
+            <w:shd w:val="clear" w:color="DCE6F1" w:fill="DCE6F1"/>
+            <w:noWrap/>
+            <w:vAlign w:val="bottom"/>
+            <w:hideMark/>
+          </w:tcPr>
+          <w:p>
+            <w:pPr>
+              <w:spacing w:after="0" w:line="240" w:lineRule="auto"/>
+              <w:jc w:val="right"/>
+              <w:rPr>
+                <w:rFonts w:ascii="Calibri" w:eastAsia="Times New Roman" w:hAnsi="Calibri" w:cs="Calibri"/>
+                <w:b/>
+                <w:bCs/>
+                <w:color w:val="000000"/>
+                <w:kern w:val="0"/>
+                <w:sz w:val="22"/>
+                <w:szCs w:val="22"/>
+                <w14:ligatures w14:val="none"/>
+              </w:rPr>
+            </w:pPr>
+            <w:r>
+              <w:rPr>
+                <w:rFonts w:ascii="Calibri" w:eastAsia="Times New Roman" w:hAnsi="Calibri" w:cs="Calibri"/>
+                <w:b/>
+                <w:bCs/>
+                <w:color w:val="000000"/>
+                <w:kern w:val="0"/>
+                <w:sz w:val="22"/>
+                <w:szCs w:val="22"/>
+                <w14:ligatures w14:val="none"/>
+              </w:rPr>
+              <w:t>100</w:t>
+            </w:r>
+          </w:p>
+        </w:tc>
+      </w:tr>
+    </w:tbl>
     <w:p/>
     <w:sectPr>
       <w:pgSz w:w="12240" w:h="15840"/>
